--- a/qts/ficha-proposta-qts.docx
+++ b/qts/ficha-proposta-qts.docx
@@ -4104,7 +4104,7 @@
           <w:color w:val="000000"/>
           <w:lang w:val="pt-BR"/>
         </w:rPr>
-        <w:t xml:space="preserve"> Gabriel: GitHub Actions e ambiente da camada. Jhonatan: pytest, valores limite. Henrique: pytest, particionamento de equivalência e investigação de falhas. Thiago: Postman. Rooch: Postman, regressão automatizada do /entrada com Newman.</w:t>
+        <w:t xml:space="preserve"> Gabriel: GitHub Actions e ambiente da camada. Jhonatan: pytest, valores limite. Thiago: pytest, particionamento de equivalência e investigação de falhas. Henrique: Postman. Rooch: Postman, regressão automatizada do /entrada com Newman.</w:t>
       </w:r>
     </w:p>
     <w:p>
